--- a/ödev2/n8n_loghatakökanalizi/loghatakokanalizi.docx
+++ b/ödev2/n8n_loghatakökanalizi/loghatakokanalizi.docx
@@ -42,6 +42,118 @@
           <w:lang w:val="en-US"/>
         </w:rPr>
       </w:pPr>
+    </w:p>
+    <w:p>
+      <w:pPr>
+        <w:pStyle w:val="Author"/>
+        <w:spacing w:before="18pt" w:beforeAutospacing="1" w:after="2pt" w:line="12pt" w:lineRule="auto"/>
+        <w:jc w:val="both"/>
+        <w:rPr>
+          <w:noProof/>
+          <w:lang w:val="en-US"/>
+        </w:rPr>
+      </w:pPr>
+      <w:r>
+        <w:rPr>
+          <w:rFonts w:ascii="Times New Roman" w:hAnsi="Times New Roman" w:eastAsia="Times New Roman" w:cs="Times New Roman"/>
+          <w:b w:val="0"/>
+          <w:bCs w:val="0"/>
+          <w:i w:val="0"/>
+          <w:iCs w:val="0"/>
+          <w:caps w:val="0"/>
+          <w:smallCaps w:val="0"/>
+          <w:noProof/>
+          <w:color w:val="000000" w:themeColor="text1" w:themeTint="FF" w:themeShade="FF"/>
+          <w:sz w:val="24"/>
+          <w:szCs w:val="24"/>
+          <w:lang w:val="en-US"/>
+        </w:rPr>
+        <w:t>Esranur Doğan</w:t>
+      </w:r>
+      <w:r>
+        <w:br/>
+      </w:r>
+      <w:r>
+        <w:rPr>
+          <w:rFonts w:ascii="Times New Roman" w:hAnsi="Times New Roman" w:eastAsia="Times New Roman" w:cs="Times New Roman"/>
+          <w:b w:val="0"/>
+          <w:bCs w:val="0"/>
+          <w:i w:val="0"/>
+          <w:iCs w:val="0"/>
+          <w:caps w:val="0"/>
+          <w:smallCaps w:val="0"/>
+          <w:noProof/>
+          <w:color w:val="000000" w:themeColor="text1" w:themeTint="FF" w:themeShade="FF"/>
+          <w:sz w:val="24"/>
+          <w:szCs w:val="24"/>
+          <w:lang w:val="en-US"/>
+        </w:rPr>
+        <w:t>Bilgisayar Mühendisliği  Bölümü</w:t>
+      </w:r>
+      <w:r>
+        <w:br/>
+      </w:r>
+      <w:r>
+        <w:rPr>
+          <w:rFonts w:ascii="Times New Roman" w:hAnsi="Times New Roman" w:eastAsia="Times New Roman" w:cs="Times New Roman"/>
+          <w:b w:val="0"/>
+          <w:bCs w:val="0"/>
+          <w:i w:val="0"/>
+          <w:iCs w:val="0"/>
+          <w:caps w:val="0"/>
+          <w:smallCaps w:val="0"/>
+          <w:noProof/>
+          <w:color w:val="000000" w:themeColor="text1" w:themeTint="FF" w:themeShade="FF"/>
+          <w:sz w:val="24"/>
+          <w:szCs w:val="24"/>
+          <w:lang w:val="en-US"/>
+        </w:rPr>
+        <w:t>Kastamonu Üniversitesi</w:t>
+      </w:r>
+      <w:r>
+        <w:br/>
+      </w:r>
+      <w:r>
+        <w:rPr>
+          <w:rFonts w:ascii="Times New Roman" w:hAnsi="Times New Roman" w:eastAsia="Times New Roman" w:cs="Times New Roman"/>
+          <w:b w:val="0"/>
+          <w:bCs w:val="0"/>
+          <w:i w:val="0"/>
+          <w:iCs w:val="0"/>
+          <w:caps w:val="0"/>
+          <w:smallCaps w:val="0"/>
+          <w:noProof/>
+          <w:color w:val="000000" w:themeColor="text1" w:themeTint="FF" w:themeShade="FF"/>
+          <w:sz w:val="24"/>
+          <w:szCs w:val="24"/>
+          <w:lang w:val="en-US"/>
+        </w:rPr>
+        <w:t>Kastamonu,Türkiye</w:t>
+      </w:r>
+      <w:r>
+        <w:br/>
+      </w:r>
+      <w:hyperlink r:id="R5f22eb25e66243e8">
+        <w:r>
+          <w:rPr>
+            <w:rStyle w:val="Hyperlink"/>
+            <w:rFonts w:ascii="Times New Roman" w:hAnsi="Times New Roman" w:eastAsia="Times New Roman" w:cs="Times New Roman"/>
+            <w:b w:val="0"/>
+            <w:bCs w:val="0"/>
+            <w:i w:val="0"/>
+            <w:iCs w:val="0"/>
+            <w:caps w:val="0"/>
+            <w:smallCaps w:val="0"/>
+            <w:strike w:val="0"/>
+            <w:dstrike w:val="0"/>
+            <w:noProof/>
+            <w:sz w:val="24"/>
+            <w:szCs w:val="24"/>
+            <w:lang w:val="en-US"/>
+          </w:rPr>
+          <w:t>esranurdogn@gmail.com</w:t>
+        </w:r>
+      </w:hyperlink>
     </w:p>
     <w:p>
       <w:pPr>
@@ -88,102 +200,6 @@
           <w:docGrid w:linePitch="360"/>
         </w:sectPr>
       </w:pPr>
-      <w:r>
-        <w:rPr>
-          <w:sz w:val="24"/>
-          <w:szCs w:val="24"/>
-        </w:rPr>
-        <w:t xml:space="preserve"> </w:t>
-      </w:r>
-      <w:r>
-        <w:rPr>
-          <w:sz w:val="24"/>
-          <w:szCs w:val="24"/>
-        </w:rPr>
-        <w:t>Esranur Doğan</w:t>
-      </w:r>
-      <w:r>
-        <w:br/>
-      </w:r>
-      <w:r>
-        <w:rPr>
-          <w:sz w:val="24"/>
-          <w:szCs w:val="24"/>
-        </w:rPr>
-        <w:t xml:space="preserve"> </w:t>
-      </w:r>
-      <w:r>
-        <w:rPr>
-          <w:sz w:val="24"/>
-          <w:szCs w:val="24"/>
-        </w:rPr>
-        <w:t>Bilgisayar Mühendisliği</w:t>
-      </w:r>
-      <w:r>
-        <w:rPr>
-          <w:sz w:val="24"/>
-          <w:szCs w:val="24"/>
-        </w:rPr>
-        <w:t xml:space="preserve"> </w:t>
-      </w:r>
-      <w:r>
-        <w:rPr>
-          <w:sz w:val="24"/>
-          <w:szCs w:val="24"/>
-        </w:rPr>
-        <w:t xml:space="preserve">    </w:t>
-      </w:r>
-      <w:r>
-        <w:rPr>
-          <w:sz w:val="24"/>
-          <w:szCs w:val="24"/>
-        </w:rPr>
-        <w:t>Bölümü</w:t>
-      </w:r>
-      <w:r>
-        <w:br/>
-      </w:r>
-      <w:r>
-        <w:rPr>
-          <w:sz w:val="24"/>
-          <w:szCs w:val="24"/>
-        </w:rPr>
-        <w:t xml:space="preserve"> </w:t>
-      </w:r>
-      <w:r>
-        <w:rPr>
-          <w:sz w:val="24"/>
-          <w:szCs w:val="24"/>
-        </w:rPr>
-        <w:t>K</w:t>
-      </w:r>
-      <w:r>
-        <w:rPr>
-          <w:sz w:val="24"/>
-          <w:szCs w:val="24"/>
-        </w:rPr>
-        <w:t>astamonu Üniversitesi</w:t>
-      </w:r>
-      <w:r>
-        <w:br/>
-      </w:r>
-      <w:r>
-        <w:rPr>
-          <w:sz w:val="24"/>
-          <w:szCs w:val="24"/>
-        </w:rPr>
-        <w:t>Kastamonu,Türkiye</w:t>
-      </w:r>
-      <w:r>
-        <w:br/>
-      </w:r>
-      <w:r>
-        <w:rPr>
-          <w:sz w:val="24"/>
-          <w:szCs w:val="24"/>
-        </w:rPr>
-        <w:t>esranurdogn@gmail.com</w:t>
-      </w:r>
     </w:p>
     <w:p/>
     <w:p>
@@ -1630,19 +1646,15 @@
       </w:r>
       <w:r>
         <w:rPr/>
-        <w:t>artmı</w:t>
-      </w:r>
-      <w:r>
-        <w:rPr/>
-        <w:t>ş</w:t>
-      </w:r>
-      <w:r>
-        <w:rPr/>
-        <w:t>tır</w:t>
-      </w:r>
-      <w:r>
-        <w:rPr/>
-        <w:t>[5]</w:t>
+        <w:t>artmıştır</w:t>
+      </w:r>
+      <w:r>
+        <w:rPr/>
+        <w:t xml:space="preserve"> [</w:t>
+      </w:r>
+      <w:r>
+        <w:rPr/>
+        <w:t>5]</w:t>
       </w:r>
       <w:r>
         <w:rPr/>
@@ -1788,18 +1800,6 @@
           <w:szCs w:val="20"/>
           <w:lang w:val="en-US"/>
         </w:rPr>
-        <w:t xml:space="preserve"> </w:t>
-      </w:r>
-      <w:r>
-        <w:rPr>
-          <w:rFonts w:ascii="Times New Roman" w:hAnsi="Times New Roman" w:eastAsia="Times New Roman" w:cs="Times New Roman"/>
-          <w:b w:val="0"/>
-          <w:bCs w:val="0"/>
-          <w:noProof w:val="0"/>
-          <w:sz w:val="20"/>
-          <w:szCs w:val="20"/>
-          <w:lang w:val="en-US"/>
-        </w:rPr>
         <w:t>manuel</w:t>
       </w:r>
       <w:r>
@@ -1836,31 +1836,7 @@
           <w:szCs w:val="20"/>
           <w:lang w:val="en-US"/>
         </w:rPr>
-        <w:t xml:space="preserve"> </w:t>
-      </w:r>
-      <w:r>
-        <w:rPr>
-          <w:rFonts w:ascii="Times New Roman" w:hAnsi="Times New Roman" w:eastAsia="Times New Roman" w:cs="Times New Roman"/>
-          <w:b w:val="0"/>
-          <w:bCs w:val="0"/>
-          <w:noProof w:val="0"/>
-          <w:sz w:val="20"/>
-          <w:szCs w:val="20"/>
-          <w:lang w:val="en-US"/>
-        </w:rPr>
-        <w:t>yetersiz</w:t>
-      </w:r>
-      <w:r>
-        <w:rPr>
-          <w:rFonts w:ascii="Times New Roman" w:hAnsi="Times New Roman" w:eastAsia="Times New Roman" w:cs="Times New Roman"/>
-          <w:b w:val="0"/>
-          <w:bCs w:val="0"/>
-          <w:noProof w:val="0"/>
-          <w:sz w:val="20"/>
-          <w:szCs w:val="20"/>
-          <w:lang w:val="en-US"/>
-        </w:rPr>
-        <w:t xml:space="preserve"> </w:t>
+        <w:t xml:space="preserve"> eksik </w:t>
       </w:r>
       <w:r>
         <w:rPr>
@@ -3216,7 +3192,11 @@
       </w:r>
       <w:r>
         <w:rPr/>
-        <w:t>getirmiştir [</w:t>
+        <w:t>getirmiştir</w:t>
+      </w:r>
+      <w:r>
+        <w:rPr/>
+        <w:t xml:space="preserve"> [</w:t>
       </w:r>
       <w:r>
         <w:rPr/>
@@ -3256,7 +3236,15 @@
       </w:r>
       <w:r>
         <w:rPr/>
-        <w:t>yetersizliği, yapay</w:t>
+        <w:t>yetersizliği</w:t>
+      </w:r>
+      <w:r>
+        <w:rPr/>
+        <w:t xml:space="preserve">, </w:t>
+      </w:r>
+      <w:r>
+        <w:rPr/>
+        <w:t>yapay</w:t>
       </w:r>
       <w:r>
         <w:rPr/>
@@ -3336,7 +3324,11 @@
       </w:r>
       <w:r>
         <w:rPr/>
-        <w:t>artırmıştır [</w:t>
+        <w:t>artırmıştır</w:t>
+      </w:r>
+      <w:r>
+        <w:rPr/>
+        <w:t xml:space="preserve"> [</w:t>
       </w:r>
       <w:r>
         <w:rPr/>
@@ -3344,7 +3336,11 @@
       </w:r>
       <w:r>
         <w:rPr/>
-        <w:t>]. Otomatik</w:t>
+        <w:t xml:space="preserve">]. </w:t>
+      </w:r>
+      <w:r>
+        <w:rPr/>
+        <w:t>Otomatik</w:t>
       </w:r>
       <w:r>
         <w:rPr/>
@@ -5292,7 +5288,7 @@
       </w:pPr>
       <w:r>
         <w:drawing>
-          <wp:inline wp14:editId="282E2221" wp14:anchorId="390ED461">
+          <wp:inline wp14:editId="42686B90" wp14:anchorId="390ED461">
             <wp:extent cx="3200400" cy="3333295"/>
             <wp:effectExtent l="0" t="0" r="0" b="0"/>
             <wp:docPr id="119783361" name="drawing"/>
@@ -6997,7 +6993,7 @@
       </w:pPr>
       <w:r>
         <w:drawing>
-          <wp:inline wp14:editId="2FB16550" wp14:anchorId="4B1F7923">
+          <wp:inline wp14:editId="47AFAF00" wp14:anchorId="4B1F7923">
             <wp:extent cx="3200400" cy="2605858"/>
             <wp:effectExtent l="190500" t="190500" r="190500" b="194945"/>
             <wp:docPr id="2110492844" name="drawing"/>
@@ -7083,7 +7079,7 @@
       </w:pPr>
       <w:r>
         <w:drawing>
-          <wp:inline wp14:editId="23E2D12A" wp14:anchorId="042B19F1">
+          <wp:inline wp14:editId="7B334C77" wp14:anchorId="042B19F1">
             <wp:extent cx="3295616" cy="3076575"/>
             <wp:effectExtent l="0" t="0" r="0" b="0"/>
             <wp:docPr id="110365523" name="drawing"/>
@@ -8407,7 +8403,7 @@
         </w:rPr>
         <w:t xml:space="preserve">angam SK, Karri N. Potential of AI and ML to Enhance Error Detection, Prediction, and Automated Remediation in Batch Processing. IJAIBDCMS [Internet]. 2022 Dec. 30 [cited 2026 May 3];3(4):70-81. Available from: </w:t>
       </w:r>
-      <w:hyperlink r:id="R3ff1e4f0a10e4a35">
+      <w:hyperlink r:id="R6ae95017cbc74509">
         <w:r>
           <w:rPr>
             <w:rStyle w:val="Hyperlink"/>
@@ -8541,7 +8537,7 @@
         </w:rPr>
         <w:t xml:space="preserve">(3), 10-26. </w:t>
       </w:r>
-      <w:hyperlink r:id="Rc85a3ebed7b14183">
+      <w:hyperlink r:id="Rf3a1cd3774574e36">
         <w:r>
           <w:rPr>
             <w:rStyle w:val="Hyperlink"/>
@@ -8645,7 +8641,7 @@
         </w:rPr>
         <w:t xml:space="preserve">Chaudhari, Swati and Maurya, Vinod and Singh, V and Tomar, S and Rajan, Alpana and Rawat, A, Real Time Logs and Traffic Monitoring, Analysis and Visualization Setup for IT Security Enhancement (January 29, 2020). 5th International Conference on Next Generation Computing Technologies (NGCT-2019), Available at SSRN: </w:t>
       </w:r>
-      <w:hyperlink r:id="R068b0603b7db4d53">
+      <w:hyperlink r:id="R908d4bd9a17140bb">
         <w:r>
           <w:rPr>
             <w:rStyle w:val="Hyperlink"/>
@@ -8857,7 +8853,7 @@
         </w:rPr>
         <w:t xml:space="preserve">(4), 1-11. </w:t>
       </w:r>
-      <w:hyperlink r:id="Raa9dc84e152b49ff">
+      <w:hyperlink r:id="R831f83f3f72848ac">
         <w:r>
           <w:rPr>
             <w:rStyle w:val="Hyperlink"/>
